--- a/Artefakt09/wipREP.docx
+++ b/Artefakt09/wipREP.docx
@@ -6,37 +6,8 @@
       <w:pPr>
         <w:pStyle w:val="Nagwek1"/>
       </w:pPr>
-      <w:proofErr w:type="spellStart"/>
-      <w:r>
-        <w:t>Endpoint</w:t>
-      </w:r>
-      <w:proofErr w:type="spellEnd"/>
-      <w:r>
-        <w:t xml:space="preserve"> Discovery &amp; </w:t>
-      </w:r>
-      <w:proofErr w:type="spellStart"/>
-      <w:r>
-        <w:t>Auth</w:t>
-      </w:r>
-      <w:proofErr w:type="spellEnd"/>
-      <w:r>
-        <w:t xml:space="preserve"> 91_api_setup.py Wynik terminala po uruchomieniu </w:t>
-      </w:r>
-      <w:proofErr w:type="spellStart"/>
-      <w:r>
-        <w:t>python</w:t>
-      </w:r>
-      <w:proofErr w:type="spellEnd"/>
-      <w:r>
-        <w:t xml:space="preserve"> 91_api_setup.py status 200 połączenia z adresem testowego API (</w:t>
-      </w:r>
-      <w:proofErr w:type="spellStart"/>
-      <w:r>
-        <w:t>backend</w:t>
-      </w:r>
-      <w:proofErr w:type="spellEnd"/>
-      <w:r>
-        <w:t xml:space="preserve"> aplikacji mobilnej) np. </w:t>
+      <w:r>
+        <w:t xml:space="preserve">Endpoint Discovery &amp; Auth 91_api_setup.py Wynik terminala po uruchomieniu python 91_api_setup.py status 200 połączenia z adresem testowego API (backend aplikacji mobilnej) np. </w:t>
       </w:r>
       <w:hyperlink r:id="rId5" w:history="1">
         <w:r>
@@ -86,39 +57,13 @@
         </w:drawing>
       </w:r>
     </w:p>
-    <w:p/>
-    <w:p>
-      <w:pPr>
-        <w:pStyle w:val="Nagwek1"/>
-      </w:pPr>
-      <w:r>
-        <w:lastRenderedPageBreak/>
-        <w:t xml:space="preserve">CRUD Operations (POST/GET) 92_crud_test.py Wynik terminala po uruchomieniu </w:t>
-      </w:r>
-      <w:proofErr w:type="spellStart"/>
-      <w:r>
-        <w:t>python</w:t>
-      </w:r>
-      <w:proofErr w:type="spellEnd"/>
-      <w:r>
-        <w:t xml:space="preserve"> 92_crud_test.py status 201 połączenia z adresem </w:t>
-      </w:r>
-      <w:proofErr w:type="spellStart"/>
-      <w:r>
-        <w:t>backend</w:t>
-      </w:r>
-      <w:proofErr w:type="spellEnd"/>
-      <w:r>
-        <w:t>. [SUCCESS] Zasób stworzony pomyślnie!</w:t>
-      </w:r>
-    </w:p>
     <w:p>
       <w:r>
         <w:drawing>
-          <wp:inline distT="0" distB="0" distL="0" distR="0" wp14:anchorId="35FBF4E5" wp14:editId="41432317">
-            <wp:extent cx="5760720" cy="3213100"/>
-            <wp:effectExtent l="0" t="0" r="0" b="6350"/>
-            <wp:docPr id="2" name="Obraz 2"/>
+          <wp:inline distT="0" distB="0" distL="0" distR="0" wp14:anchorId="08E4FDEC" wp14:editId="2E3CB679">
+            <wp:extent cx="5760720" cy="662940"/>
+            <wp:effectExtent l="0" t="0" r="0" b="3810"/>
+            <wp:docPr id="7" name="Obraz 7"/>
             <wp:cNvGraphicFramePr>
               <a:graphicFrameLocks xmlns:a="http://schemas.openxmlformats.org/drawingml/2006/main" noChangeAspect="1"/>
             </wp:cNvGraphicFramePr>
@@ -138,6 +83,55 @@
                   <pic:spPr>
                     <a:xfrm>
                       <a:off x="0" y="0"/>
+                      <a:ext cx="5760720" cy="662940"/>
+                    </a:xfrm>
+                    <a:prstGeom prst="rect">
+                      <a:avLst/>
+                    </a:prstGeom>
+                  </pic:spPr>
+                </pic:pic>
+              </a:graphicData>
+            </a:graphic>
+          </wp:inline>
+        </w:drawing>
+      </w:r>
+    </w:p>
+    <w:p/>
+    <w:p>
+      <w:pPr>
+        <w:pStyle w:val="Nagwek1"/>
+      </w:pPr>
+      <w:r>
+        <w:lastRenderedPageBreak/>
+        <w:t>CRUD Operations (POST/GET) 92_crud_test.py Wynik terminala po uruchomieniu python 92_crud_test.py status 201 połączenia z adresem backend. [SUCCESS] Zasób stworzony pomyślnie!</w:t>
+      </w:r>
+    </w:p>
+    <w:p>
+      <w:r>
+        <w:drawing>
+          <wp:inline distT="0" distB="0" distL="0" distR="0" wp14:anchorId="35FBF4E5" wp14:editId="41432317">
+            <wp:extent cx="5760720" cy="3213100"/>
+            <wp:effectExtent l="0" t="0" r="0" b="6350"/>
+            <wp:docPr id="2" name="Obraz 2"/>
+            <wp:cNvGraphicFramePr>
+              <a:graphicFrameLocks xmlns:a="http://schemas.openxmlformats.org/drawingml/2006/main" noChangeAspect="1"/>
+            </wp:cNvGraphicFramePr>
+            <a:graphic xmlns:a="http://schemas.openxmlformats.org/drawingml/2006/main">
+              <a:graphicData uri="http://schemas.openxmlformats.org/drawingml/2006/picture">
+                <pic:pic xmlns:pic="http://schemas.openxmlformats.org/drawingml/2006/picture">
+                  <pic:nvPicPr>
+                    <pic:cNvPr id="1" name=""/>
+                    <pic:cNvPicPr/>
+                  </pic:nvPicPr>
+                  <pic:blipFill>
+                    <a:blip r:embed="rId8"/>
+                    <a:stretch>
+                      <a:fillRect/>
+                    </a:stretch>
+                  </pic:blipFill>
+                  <pic:spPr>
+                    <a:xfrm>
+                      <a:off x="0" y="0"/>
                       <a:ext cx="5760720" cy="3213100"/>
                     </a:xfrm>
                     <a:prstGeom prst="rect">
@@ -152,76 +146,12 @@
       </w:r>
     </w:p>
     <w:p>
-      <w:pPr>
-        <w:pStyle w:val="Nagwek1"/>
-      </w:pPr>
-      <w:r>
-        <w:t xml:space="preserve">JSON </w:t>
-      </w:r>
-      <w:proofErr w:type="spellStart"/>
-      <w:r>
-        <w:t>Schema</w:t>
-      </w:r>
-      <w:proofErr w:type="spellEnd"/>
-      <w:r>
-        <w:t xml:space="preserve"> </w:t>
-      </w:r>
-      <w:proofErr w:type="spellStart"/>
-      <w:r>
-        <w:t>Validation</w:t>
-      </w:r>
-      <w:proofErr w:type="spellEnd"/>
-      <w:r>
-        <w:t xml:space="preserve"> 93_schema_test.py Wynik terminala po uruchomieniu </w:t>
-      </w:r>
-      <w:proofErr w:type="spellStart"/>
-      <w:r>
-        <w:t>python</w:t>
-      </w:r>
-      <w:proofErr w:type="spellEnd"/>
-      <w:r>
-        <w:t xml:space="preserve"> 93_schema_test.py. Pomyślna walidacja typu danych" (string vs </w:t>
-      </w:r>
-      <w:proofErr w:type="spellStart"/>
-      <w:r>
-        <w:t>number</w:t>
-      </w:r>
-      <w:proofErr w:type="spellEnd"/>
-      <w:r>
-        <w:t xml:space="preserve">) </w:t>
-      </w:r>
-      <w:proofErr w:type="spellStart"/>
-      <w:r>
-        <w:t>get</w:t>
-      </w:r>
-      <w:proofErr w:type="spellEnd"/>
-      <w:r>
-        <w:t xml:space="preserve"> z API (</w:t>
-      </w:r>
-      <w:proofErr w:type="spellStart"/>
-      <w:r>
-        <w:t>backendu</w:t>
-      </w:r>
-      <w:proofErr w:type="spellEnd"/>
-      <w:r>
-        <w:t xml:space="preserve">) np. </w:t>
-      </w:r>
-      <w:hyperlink r:id="rId8" w:history="1">
-        <w:r>
-          <w:rPr>
-            <w:rStyle w:val="Hipercze"/>
-          </w:rPr>
-          <w:t>https://jsonplaceholder.typicode.com/todos/1</w:t>
-        </w:r>
-      </w:hyperlink>
-    </w:p>
-    <w:p>
       <w:r>
         <w:drawing>
-          <wp:inline distT="0" distB="0" distL="0" distR="0" wp14:anchorId="08823DB7" wp14:editId="7C4DA8A4">
-            <wp:extent cx="5760720" cy="3244215"/>
+          <wp:inline distT="0" distB="0" distL="0" distR="0" wp14:anchorId="1C5E143A" wp14:editId="02C124CF">
+            <wp:extent cx="5760720" cy="781050"/>
             <wp:effectExtent l="0" t="0" r="0" b="0"/>
-            <wp:docPr id="3" name="Obraz 3"/>
+            <wp:docPr id="8" name="Obraz 8"/>
             <wp:cNvGraphicFramePr>
               <a:graphicFrameLocks xmlns:a="http://schemas.openxmlformats.org/drawingml/2006/main" noChangeAspect="1"/>
             </wp:cNvGraphicFramePr>
@@ -241,7 +171,7 @@
                   <pic:spPr>
                     <a:xfrm>
                       <a:off x="0" y="0"/>
-                      <a:ext cx="5760720" cy="3244215"/>
+                      <a:ext cx="5760720" cy="781050"/>
                     </a:xfrm>
                     <a:prstGeom prst="rect">
                       <a:avLst/>
@@ -255,92 +185,29 @@
       </w:r>
     </w:p>
     <w:p>
+      <w:pPr>
+        <w:pStyle w:val="Nagwek1"/>
+      </w:pPr>
       <w:r>
         <w:lastRenderedPageBreak/>
+        <w:t xml:space="preserve">JSON Schema Validation 93_schema_test.py Wynik terminala po uruchomieniu python 93_schema_test.py. Pomyślna walidacja typu danych" (string vs number) get z API (backendu) np. </w:t>
+      </w:r>
+      <w:hyperlink r:id="rId10" w:history="1">
+        <w:r>
+          <w:rPr>
+            <w:rStyle w:val="Hipercze"/>
+          </w:rPr>
+          <w:t>https://jsonplaceholder.typicode.com/todos/1</w:t>
+        </w:r>
+      </w:hyperlink>
+    </w:p>
+    <w:p>
+      <w:r>
         <w:drawing>
-          <wp:inline distT="0" distB="0" distL="0" distR="0" wp14:anchorId="638A2E0C" wp14:editId="47155E99">
-            <wp:extent cx="5315692" cy="914528"/>
+          <wp:inline distT="0" distB="0" distL="0" distR="0" wp14:anchorId="08823DB7" wp14:editId="7C4DA8A4">
+            <wp:extent cx="5760720" cy="3244215"/>
             <wp:effectExtent l="0" t="0" r="0" b="0"/>
-            <wp:docPr id="4" name="Obraz 4"/>
-            <wp:cNvGraphicFramePr>
-              <a:graphicFrameLocks xmlns:a="http://schemas.openxmlformats.org/drawingml/2006/main" noChangeAspect="1"/>
-            </wp:cNvGraphicFramePr>
-            <a:graphic xmlns:a="http://schemas.openxmlformats.org/drawingml/2006/main">
-              <a:graphicData uri="http://schemas.openxmlformats.org/drawingml/2006/picture">
-                <pic:pic xmlns:pic="http://schemas.openxmlformats.org/drawingml/2006/picture">
-                  <pic:nvPicPr>
-                    <pic:cNvPr id="1" name=""/>
-                    <pic:cNvPicPr/>
-                  </pic:nvPicPr>
-                  <pic:blipFill>
-                    <a:blip r:embed="rId10"/>
-                    <a:stretch>
-                      <a:fillRect/>
-                    </a:stretch>
-                  </pic:blipFill>
-                  <pic:spPr>
-                    <a:xfrm>
-                      <a:off x="0" y="0"/>
-                      <a:ext cx="5315692" cy="914528"/>
-                    </a:xfrm>
-                    <a:prstGeom prst="rect">
-                      <a:avLst/>
-                    </a:prstGeom>
-                  </pic:spPr>
-                </pic:pic>
-              </a:graphicData>
-            </a:graphic>
-          </wp:inline>
-        </w:drawing>
-      </w:r>
-    </w:p>
-    <w:p>
-      <w:pPr>
-        <w:pStyle w:val="Nagwek1"/>
-      </w:pPr>
-      <w:proofErr w:type="spellStart"/>
-      <w:r>
-        <w:t>Negative</w:t>
-      </w:r>
-      <w:proofErr w:type="spellEnd"/>
-      <w:r>
-        <w:t xml:space="preserve"> </w:t>
-      </w:r>
-      <w:proofErr w:type="spellStart"/>
-      <w:r>
-        <w:t>Testing</w:t>
-      </w:r>
-      <w:proofErr w:type="spellEnd"/>
-      <w:r>
-        <w:t xml:space="preserve"> &amp; Status </w:t>
-      </w:r>
-      <w:proofErr w:type="spellStart"/>
-      <w:r>
-        <w:t>Codes</w:t>
-      </w:r>
-      <w:proofErr w:type="spellEnd"/>
-      <w:r>
-        <w:t xml:space="preserve"> 94_negative_test.py Wynik terminala po uruchomieniu </w:t>
-      </w:r>
-      <w:proofErr w:type="spellStart"/>
-      <w:r>
-        <w:t>python</w:t>
-      </w:r>
-      <w:proofErr w:type="spellEnd"/>
-      <w:r>
-        <w:t xml:space="preserve"> 94_negative_test.py. W konsoli widać jasny komunika</w:t>
-      </w:r>
-      <w:r>
-        <w:t>t</w:t>
-      </w:r>
-    </w:p>
-    <w:p>
-      <w:r>
-        <w:drawing>
-          <wp:inline distT="0" distB="0" distL="0" distR="0" wp14:anchorId="0930648B" wp14:editId="7B2CDAF2">
-            <wp:extent cx="5760720" cy="1135380"/>
-            <wp:effectExtent l="0" t="0" r="0" b="7620"/>
-            <wp:docPr id="5" name="Obraz 5"/>
+            <wp:docPr id="3" name="Obraz 3"/>
             <wp:cNvGraphicFramePr>
               <a:graphicFrameLocks xmlns:a="http://schemas.openxmlformats.org/drawingml/2006/main" noChangeAspect="1"/>
             </wp:cNvGraphicFramePr>
@@ -360,6 +227,134 @@
                   <pic:spPr>
                     <a:xfrm>
                       <a:off x="0" y="0"/>
+                      <a:ext cx="5760720" cy="3244215"/>
+                    </a:xfrm>
+                    <a:prstGeom prst="rect">
+                      <a:avLst/>
+                    </a:prstGeom>
+                  </pic:spPr>
+                </pic:pic>
+              </a:graphicData>
+            </a:graphic>
+          </wp:inline>
+        </w:drawing>
+      </w:r>
+    </w:p>
+    <w:p>
+      <w:r>
+        <w:drawing>
+          <wp:inline distT="0" distB="0" distL="0" distR="0" wp14:anchorId="638A2E0C" wp14:editId="47155E99">
+            <wp:extent cx="5315692" cy="914528"/>
+            <wp:effectExtent l="0" t="0" r="0" b="0"/>
+            <wp:docPr id="4" name="Obraz 4"/>
+            <wp:cNvGraphicFramePr>
+              <a:graphicFrameLocks xmlns:a="http://schemas.openxmlformats.org/drawingml/2006/main" noChangeAspect="1"/>
+            </wp:cNvGraphicFramePr>
+            <a:graphic xmlns:a="http://schemas.openxmlformats.org/drawingml/2006/main">
+              <a:graphicData uri="http://schemas.openxmlformats.org/drawingml/2006/picture">
+                <pic:pic xmlns:pic="http://schemas.openxmlformats.org/drawingml/2006/picture">
+                  <pic:nvPicPr>
+                    <pic:cNvPr id="1" name=""/>
+                    <pic:cNvPicPr/>
+                  </pic:nvPicPr>
+                  <pic:blipFill>
+                    <a:blip r:embed="rId12"/>
+                    <a:stretch>
+                      <a:fillRect/>
+                    </a:stretch>
+                  </pic:blipFill>
+                  <pic:spPr>
+                    <a:xfrm>
+                      <a:off x="0" y="0"/>
+                      <a:ext cx="5315692" cy="914528"/>
+                    </a:xfrm>
+                    <a:prstGeom prst="rect">
+                      <a:avLst/>
+                    </a:prstGeom>
+                  </pic:spPr>
+                </pic:pic>
+              </a:graphicData>
+            </a:graphic>
+          </wp:inline>
+        </w:drawing>
+      </w:r>
+    </w:p>
+    <w:p>
+      <w:r>
+        <w:drawing>
+          <wp:inline distT="0" distB="0" distL="0" distR="0" wp14:anchorId="21D1F894" wp14:editId="062D0506">
+            <wp:extent cx="5760720" cy="598170"/>
+            <wp:effectExtent l="0" t="0" r="0" b="0"/>
+            <wp:docPr id="9" name="Obraz 9"/>
+            <wp:cNvGraphicFramePr>
+              <a:graphicFrameLocks xmlns:a="http://schemas.openxmlformats.org/drawingml/2006/main" noChangeAspect="1"/>
+            </wp:cNvGraphicFramePr>
+            <a:graphic xmlns:a="http://schemas.openxmlformats.org/drawingml/2006/main">
+              <a:graphicData uri="http://schemas.openxmlformats.org/drawingml/2006/picture">
+                <pic:pic xmlns:pic="http://schemas.openxmlformats.org/drawingml/2006/picture">
+                  <pic:nvPicPr>
+                    <pic:cNvPr id="1" name=""/>
+                    <pic:cNvPicPr/>
+                  </pic:nvPicPr>
+                  <pic:blipFill>
+                    <a:blip r:embed="rId13"/>
+                    <a:stretch>
+                      <a:fillRect/>
+                    </a:stretch>
+                  </pic:blipFill>
+                  <pic:spPr>
+                    <a:xfrm>
+                      <a:off x="0" y="0"/>
+                      <a:ext cx="5760720" cy="598170"/>
+                    </a:xfrm>
+                    <a:prstGeom prst="rect">
+                      <a:avLst/>
+                    </a:prstGeom>
+                  </pic:spPr>
+                </pic:pic>
+              </a:graphicData>
+            </a:graphic>
+          </wp:inline>
+        </w:drawing>
+      </w:r>
+    </w:p>
+    <w:p>
+      <w:pPr>
+        <w:pStyle w:val="Nagwek1"/>
+      </w:pPr>
+      <w:r>
+        <w:t>Negative Testing &amp; Status Codes 94_negative_test.py Wynik terminala po uruchomieniu python 94_negative_test.py. W konsoli widać jasny komunika</w:t>
+      </w:r>
+      <w:r>
+        <w:t>t</w:t>
+      </w:r>
+    </w:p>
+    <w:p>
+      <w:r>
+        <w:drawing>
+          <wp:inline distT="0" distB="0" distL="0" distR="0" wp14:anchorId="0930648B" wp14:editId="7B2CDAF2">
+            <wp:extent cx="5760720" cy="1135380"/>
+            <wp:effectExtent l="0" t="0" r="0" b="7620"/>
+            <wp:docPr id="5" name="Obraz 5"/>
+            <wp:cNvGraphicFramePr>
+              <a:graphicFrameLocks xmlns:a="http://schemas.openxmlformats.org/drawingml/2006/main" noChangeAspect="1"/>
+            </wp:cNvGraphicFramePr>
+            <a:graphic xmlns:a="http://schemas.openxmlformats.org/drawingml/2006/main">
+              <a:graphicData uri="http://schemas.openxmlformats.org/drawingml/2006/picture">
+                <pic:pic xmlns:pic="http://schemas.openxmlformats.org/drawingml/2006/picture">
+                  <pic:nvPicPr>
+                    <pic:cNvPr id="1" name=""/>
+                    <pic:cNvPicPr/>
+                  </pic:nvPicPr>
+                  <pic:blipFill>
+                    <a:blip r:embed="rId14"/>
+                    <a:stretch>
+                      <a:fillRect/>
+                    </a:stretch>
+                  </pic:blipFill>
+                  <pic:spPr>
+                    <a:xfrm>
+                      <a:off x="0" y="0"/>
                       <a:ext cx="5760720" cy="1135380"/>
                     </a:xfrm>
                     <a:prstGeom prst="rect">
@@ -374,43 +369,91 @@
       </w:r>
     </w:p>
     <w:p>
+      <w:r>
+        <w:lastRenderedPageBreak/>
+        <w:drawing>
+          <wp:inline distT="0" distB="0" distL="0" distR="0" wp14:anchorId="4CEE41B6" wp14:editId="263478A0">
+            <wp:extent cx="5760720" cy="986790"/>
+            <wp:effectExtent l="0" t="0" r="0" b="3810"/>
+            <wp:docPr id="10" name="Obraz 10"/>
+            <wp:cNvGraphicFramePr>
+              <a:graphicFrameLocks xmlns:a="http://schemas.openxmlformats.org/drawingml/2006/main" noChangeAspect="1"/>
+            </wp:cNvGraphicFramePr>
+            <a:graphic xmlns:a="http://schemas.openxmlformats.org/drawingml/2006/main">
+              <a:graphicData uri="http://schemas.openxmlformats.org/drawingml/2006/picture">
+                <pic:pic xmlns:pic="http://schemas.openxmlformats.org/drawingml/2006/picture">
+                  <pic:nvPicPr>
+                    <pic:cNvPr id="1" name=""/>
+                    <pic:cNvPicPr/>
+                  </pic:nvPicPr>
+                  <pic:blipFill>
+                    <a:blip r:embed="rId15"/>
+                    <a:stretch>
+                      <a:fillRect/>
+                    </a:stretch>
+                  </pic:blipFill>
+                  <pic:spPr>
+                    <a:xfrm>
+                      <a:off x="0" y="0"/>
+                      <a:ext cx="5760720" cy="986790"/>
+                    </a:xfrm>
+                    <a:prstGeom prst="rect">
+                      <a:avLst/>
+                    </a:prstGeom>
+                  </pic:spPr>
+                </pic:pic>
+              </a:graphicData>
+            </a:graphic>
+          </wp:inline>
+        </w:drawing>
+      </w:r>
+    </w:p>
+    <w:p>
       <w:pPr>
         <w:pStyle w:val="Nagwek1"/>
       </w:pPr>
       <w:r>
-        <w:t xml:space="preserve">API + </w:t>
-      </w:r>
-      <w:proofErr w:type="spellStart"/>
-      <w:r>
-        <w:t>Appium</w:t>
-      </w:r>
-      <w:proofErr w:type="spellEnd"/>
-      <w:r>
-        <w:t xml:space="preserve"> Integration 95_hybrid_test.py Wynik terminala po uruchomieniu </w:t>
-      </w:r>
-      <w:proofErr w:type="spellStart"/>
-      <w:r>
-        <w:t>python</w:t>
-      </w:r>
-      <w:proofErr w:type="spellEnd"/>
-      <w:r>
-        <w:t xml:space="preserve"> 95_hybrid_test.py. W konsoli widać </w:t>
-      </w:r>
-      <w:proofErr w:type="spellStart"/>
-      <w:r>
-        <w:t>widać</w:t>
-      </w:r>
-      <w:proofErr w:type="spellEnd"/>
-      <w:r>
-        <w:t xml:space="preserve"> logi z API i </w:t>
-      </w:r>
-      <w:proofErr w:type="spellStart"/>
-      <w:r>
-        <w:t>Appium</w:t>
-      </w:r>
-      <w:proofErr w:type="spellEnd"/>
-      <w:r>
-        <w:t xml:space="preserve"> jeden pod drugim</w:t>
+        <w:t>API + Appium Integration 95_hybrid_test.py Wynik terminala po uruchomieniu python 95_hybrid_test.py. W konsoli widać widać logi z API i Appium jeden pod drugim</w:t>
+      </w:r>
+    </w:p>
+    <w:p/>
+    <w:p>
+      <w:r>
+        <w:drawing>
+          <wp:inline distT="0" distB="0" distL="0" distR="0" wp14:anchorId="1BD91A2B" wp14:editId="36AE8A5F">
+            <wp:extent cx="5760720" cy="1648460"/>
+            <wp:effectExtent l="0" t="0" r="0" b="8890"/>
+            <wp:docPr id="6" name="Obraz 6"/>
+            <wp:cNvGraphicFramePr>
+              <a:graphicFrameLocks xmlns:a="http://schemas.openxmlformats.org/drawingml/2006/main" noChangeAspect="1"/>
+            </wp:cNvGraphicFramePr>
+            <a:graphic xmlns:a="http://schemas.openxmlformats.org/drawingml/2006/main">
+              <a:graphicData uri="http://schemas.openxmlformats.org/drawingml/2006/picture">
+                <pic:pic xmlns:pic="http://schemas.openxmlformats.org/drawingml/2006/picture">
+                  <pic:nvPicPr>
+                    <pic:cNvPr id="1" name=""/>
+                    <pic:cNvPicPr/>
+                  </pic:nvPicPr>
+                  <pic:blipFill>
+                    <a:blip r:embed="rId16"/>
+                    <a:stretch>
+                      <a:fillRect/>
+                    </a:stretch>
+                  </pic:blipFill>
+                  <pic:spPr>
+                    <a:xfrm>
+                      <a:off x="0" y="0"/>
+                      <a:ext cx="5760720" cy="1648460"/>
+                    </a:xfrm>
+                    <a:prstGeom prst="rect">
+                      <a:avLst/>
+                    </a:prstGeom>
+                  </pic:spPr>
+                </pic:pic>
+              </a:graphicData>
+            </a:graphic>
+          </wp:inline>
+        </w:drawing>
       </w:r>
     </w:p>
     <w:sectPr>
